--- a/examples/20-relazione-completa/expected.docx
+++ b/examples/20-relazione-completa/expected.docx
@@ -338,7 +338,7 @@
                     <pic:cNvPicPr/>
                   </pic:nvPicPr>
                   <pic:blipFill>
-                    <a:blip xmlns:p10="http://schemas.openxmlformats.org/officeDocument/2006/relationships" p10:embed="R7847455b2f2e42bd"/>
+                    <a:blip xmlns:p10="http://schemas.openxmlformats.org/officeDocument/2006/relationships" p10:embed="R6d8080f7f7a34af1"/>
                     <a:stretch>
                       <a:fillRect/>
                     </a:stretch>
@@ -467,8 +467,8 @@
     <w:p>
       <w:pPr>
         <w:sectPr>
-          <p5:headerReference xmlns:p6="http://schemas.openxmlformats.org/officeDocument/2006/relationships" xmlns:p5="http://schemas.openxmlformats.org/wordprocessingml/2006/main" p5:type="default" p6:id="R45ad1995df1841d2"/>
-          <p5:footerReference xmlns:p6="http://schemas.openxmlformats.org/officeDocument/2006/relationships" xmlns:p5="http://schemas.openxmlformats.org/wordprocessingml/2006/main" p5:type="default" p6:id="R62f8c117c8844d26"/>
+          <p5:headerReference xmlns:p6="http://schemas.openxmlformats.org/officeDocument/2006/relationships" xmlns:p5="http://schemas.openxmlformats.org/wordprocessingml/2006/main" p5:type="default" p6:id="R4a9217c79fd8488a"/>
+          <p5:footerReference xmlns:p6="http://schemas.openxmlformats.org/officeDocument/2006/relationships" xmlns:p5="http://schemas.openxmlformats.org/wordprocessingml/2006/main" p5:type="default" p6:id="R8cdf0f223c634732"/>
           <p5:type xmlns:p5="http://schemas.openxmlformats.org/wordprocessingml/2006/main" p5:val="nextPage"/>
           <p5:pgSz xmlns:p5="http://schemas.openxmlformats.org/wordprocessingml/2006/main" p5:w="11906" p5:h="16838" p5:orient="portrait"/>
           <p5:pgMar xmlns:p5="http://schemas.openxmlformats.org/wordprocessingml/2006/main" p5:top="1134" p5:right="1134" p5:bottom="1134" p5:left="1134" p5:header="450" p5:footer="450" p5:gutter="0"/>
@@ -731,8 +731,8 @@
       </w:tr>
     </w:tbl>
     <w:sectPr>
-      <p2:headerReference xmlns:p3="http://schemas.openxmlformats.org/officeDocument/2006/relationships" xmlns:p2="http://schemas.openxmlformats.org/wordprocessingml/2006/main" p2:type="default" p3:id="R8b1005f7167746a2"/>
-      <p2:footerReference xmlns:p3="http://schemas.openxmlformats.org/officeDocument/2006/relationships" xmlns:p2="http://schemas.openxmlformats.org/wordprocessingml/2006/main" p2:type="default" p3:id="Re54f1bbacf7c4e88"/>
+      <p2:headerReference xmlns:p3="http://schemas.openxmlformats.org/officeDocument/2006/relationships" xmlns:p2="http://schemas.openxmlformats.org/wordprocessingml/2006/main" p2:type="default" p3:id="R5e17f5b849664966"/>
+      <p2:footerReference xmlns:p3="http://schemas.openxmlformats.org/officeDocument/2006/relationships" xmlns:p2="http://schemas.openxmlformats.org/wordprocessingml/2006/main" p2:type="default" p3:id="Rd088065280a54630"/>
       <p2:type xmlns:p2="http://schemas.openxmlformats.org/wordprocessingml/2006/main" p2:val="nextPage"/>
       <p2:pgSz xmlns:p2="http://schemas.openxmlformats.org/wordprocessingml/2006/main" p2:w="16838" p2:h="11906" p2:orient="landscape"/>
       <p2:pgMar xmlns:p2="http://schemas.openxmlformats.org/wordprocessingml/2006/main" p2:top="1134" p2:right="1134" p2:bottom="1134" p2:left="1134" p2:header="450" p2:footer="450" p2:gutter="0"/>
